--- a/RoomLab_Tesztdokumentáció.docx
+++ b/RoomLab_Tesztdokumentáció.docx
@@ -89,31 +89,15 @@
           <w:sz w:val="24"/>
           <w:szCs w:val="24"/>
         </w:rPr>
-        <w:t xml:space="preserve">m </w:t>
-      </w:r>
-      <w:r>
-        <w:rPr>
-          <w:rFonts w:ascii="Aptos" w:hAnsi="Aptos" w:cstheme="minorHAnsi"/>
-          <w:sz w:val="24"/>
-          <w:szCs w:val="24"/>
-        </w:rPr>
-        <w:t>é</w:t>
-      </w:r>
-      <w:r>
-        <w:rPr>
-          <w:rFonts w:ascii="Aptos" w:hAnsi="Aptos" w:cstheme="minorHAnsi"/>
-          <w:sz w:val="24"/>
-          <w:szCs w:val="24"/>
-        </w:rPr>
-        <w:t xml:space="preserve">s a tesztelés </w:t>
-      </w:r>
-      <w:r>
-        <w:rPr>
-          <w:rFonts w:ascii="Aptos" w:hAnsi="Aptos" w:cstheme="minorHAnsi"/>
-          <w:sz w:val="24"/>
-          <w:szCs w:val="24"/>
-        </w:rPr>
-        <w:t xml:space="preserve"> célja</w:t>
+        <w:t xml:space="preserve">m és a tesztelés </w:t>
+      </w:r>
+      <w:r>
+        <w:rPr>
+          <w:rFonts w:ascii="Aptos" w:hAnsi="Aptos" w:cstheme="minorHAnsi"/>
+          <w:sz w:val="24"/>
+          <w:szCs w:val="24"/>
+        </w:rPr>
+        <w:t>célja</w:t>
       </w:r>
       <w:r>
         <w:rPr>
@@ -242,6 +226,104 @@
           <w:szCs w:val="24"/>
         </w:rPr>
         <w:t xml:space="preserve"> </w:t>
+      </w:r>
+      <w:r>
+        <w:rPr>
+          <w:rFonts w:ascii="Aptos" w:hAnsi="Aptos" w:cstheme="minorHAnsi"/>
+          <w:sz w:val="24"/>
+          <w:szCs w:val="24"/>
+        </w:rPr>
+        <w:t>A</w:t>
+      </w:r>
+      <w:r>
+        <w:rPr>
+          <w:rFonts w:ascii="Aptos" w:hAnsi="Aptos" w:cstheme="minorHAnsi"/>
+          <w:sz w:val="24"/>
+          <w:szCs w:val="24"/>
+        </w:rPr>
+        <w:t xml:space="preserve"> </w:t>
+      </w:r>
+      <w:proofErr w:type="gramStart"/>
+      <w:r>
+        <w:rPr>
+          <w:rFonts w:ascii="Aptos" w:hAnsi="Aptos" w:cstheme="minorHAnsi"/>
+          <w:sz w:val="24"/>
+          <w:szCs w:val="24"/>
+        </w:rPr>
+        <w:t>teszt</w:t>
+      </w:r>
+      <w:r>
+        <w:rPr>
+          <w:rFonts w:ascii="Aptos" w:hAnsi="Aptos" w:cstheme="minorHAnsi"/>
+          <w:sz w:val="24"/>
+          <w:szCs w:val="24"/>
+        </w:rPr>
+        <w:t xml:space="preserve">ek </w:t>
+      </w:r>
+      <w:r>
+        <w:rPr>
+          <w:rFonts w:ascii="Aptos" w:hAnsi="Aptos" w:cstheme="minorHAnsi"/>
+          <w:sz w:val="24"/>
+          <w:szCs w:val="24"/>
+        </w:rPr>
+        <w:t xml:space="preserve"> jest</w:t>
+      </w:r>
+      <w:proofErr w:type="gramEnd"/>
+      <w:r>
+        <w:rPr>
+          <w:rFonts w:ascii="Aptos" w:hAnsi="Aptos" w:cstheme="minorHAnsi"/>
+          <w:sz w:val="24"/>
+          <w:szCs w:val="24"/>
+        </w:rPr>
+        <w:t>-</w:t>
+      </w:r>
+      <w:r>
+        <w:rPr>
+          <w:rFonts w:ascii="Aptos" w:hAnsi="Aptos" w:cstheme="minorHAnsi"/>
+          <w:sz w:val="24"/>
+          <w:szCs w:val="24"/>
+        </w:rPr>
+        <w:t>ben</w:t>
+      </w:r>
+      <w:r>
+        <w:rPr>
+          <w:rFonts w:ascii="Aptos" w:hAnsi="Aptos" w:cstheme="minorHAnsi"/>
+          <w:sz w:val="24"/>
+          <w:szCs w:val="24"/>
+        </w:rPr>
+        <w:t xml:space="preserve"> </w:t>
+      </w:r>
+      <w:r>
+        <w:rPr>
+          <w:rFonts w:ascii="Aptos" w:hAnsi="Aptos" w:cstheme="minorHAnsi"/>
+          <w:sz w:val="24"/>
+          <w:szCs w:val="24"/>
+        </w:rPr>
+        <w:t xml:space="preserve">lettek </w:t>
+      </w:r>
+      <w:r>
+        <w:rPr>
+          <w:rFonts w:ascii="Aptos" w:hAnsi="Aptos" w:cstheme="minorHAnsi"/>
+          <w:sz w:val="24"/>
+          <w:szCs w:val="24"/>
+        </w:rPr>
+        <w:t xml:space="preserve">elvégezve mivel könnyen integrálható React-al, gyors, és könnyen dokumentálható beszédessége révén. (lásd, a képen le van írva hogy </w:t>
+      </w:r>
+      <w:r>
+        <w:rPr>
+          <w:rFonts w:ascii="Aptos" w:hAnsi="Aptos" w:cstheme="minorHAnsi"/>
+          <w:sz w:val="24"/>
+          <w:szCs w:val="24"/>
+        </w:rPr>
+        <w:t>mit tesztel</w:t>
+      </w:r>
+      <w:r>
+        <w:rPr>
+          <w:rFonts w:ascii="Aptos" w:hAnsi="Aptos" w:cstheme="minorHAnsi"/>
+          <w:sz w:val="24"/>
+          <w:szCs w:val="24"/>
+        </w:rPr>
+        <w:t>)</w:t>
       </w:r>
     </w:p>
     <w:p>
@@ -306,113 +388,22 @@
           <w:sz w:val="32"/>
           <w:szCs w:val="32"/>
         </w:rPr>
-        <w:t xml:space="preserve">s regisztráció </w:t>
-      </w:r>
-      <w:r>
-        <w:rPr>
-          <w:rFonts w:ascii="Aptos Display" w:hAnsi="Aptos Display"/>
-          <w:color w:val="auto"/>
-          <w:sz w:val="32"/>
-          <w:szCs w:val="32"/>
-        </w:rPr>
-        <w:t xml:space="preserve"> </w:t>
-      </w:r>
-      <w:r>
-        <w:rPr>
-          <w:rFonts w:ascii="Aptos Display" w:hAnsi="Aptos Display"/>
-          <w:color w:val="auto"/>
-          <w:sz w:val="32"/>
-          <w:szCs w:val="32"/>
-        </w:rPr>
-        <w:t>- gombok</w:t>
-      </w:r>
-    </w:p>
-    <w:p>
-      <w:pPr>
-        <w:rPr>
-          <w:rFonts w:ascii="Aptos Display" w:hAnsi="Aptos Display"/>
-          <w:sz w:val="24"/>
-          <w:szCs w:val="24"/>
-        </w:rPr>
-      </w:pPr>
-    </w:p>
-    <w:p>
-      <w:pPr>
-        <w:rPr>
-          <w:rFonts w:ascii="Aptos Display" w:hAnsi="Aptos Display"/>
-          <w:sz w:val="24"/>
-          <w:szCs w:val="24"/>
-        </w:rPr>
-      </w:pPr>
-      <w:r>
-        <w:rPr>
-          <w:rFonts w:ascii="Aptos Display" w:hAnsi="Aptos Display"/>
-          <w:sz w:val="24"/>
-          <w:szCs w:val="24"/>
-        </w:rPr>
-        <w:t>Mindkét esetben lelettek tesztelve a gombok, hogy működnek-e rendesen</w:t>
-      </w:r>
-      <w:r>
-        <w:rPr>
-          <w:rFonts w:ascii="Aptos Display" w:hAnsi="Aptos Display"/>
-          <w:sz w:val="24"/>
-          <w:szCs w:val="24"/>
-        </w:rPr>
-        <w:t>. H</w:t>
-      </w:r>
-      <w:r>
-        <w:rPr>
-          <w:rFonts w:ascii="Aptos Display" w:hAnsi="Aptos Display"/>
-          <w:sz w:val="24"/>
-          <w:szCs w:val="24"/>
-        </w:rPr>
-        <w:t>a valamelyik hibásan működik, vagy nem jó a</w:t>
-      </w:r>
-      <w:r>
-        <w:rPr>
-          <w:rFonts w:ascii="Aptos Display" w:hAnsi="Aptos Display"/>
-          <w:sz w:val="24"/>
-          <w:szCs w:val="24"/>
-        </w:rPr>
-        <w:t>z el</w:t>
-      </w:r>
-      <w:r>
-        <w:rPr>
-          <w:rFonts w:ascii="Aptos Display" w:hAnsi="Aptos Display"/>
-          <w:sz w:val="24"/>
-          <w:szCs w:val="24"/>
-        </w:rPr>
-        <w:t>küld</w:t>
-      </w:r>
-      <w:r>
-        <w:rPr>
-          <w:rFonts w:ascii="Aptos Display" w:hAnsi="Aptos Display"/>
-          <w:sz w:val="24"/>
-          <w:szCs w:val="24"/>
-        </w:rPr>
-        <w:t>ö</w:t>
-      </w:r>
-      <w:r>
-        <w:rPr>
-          <w:rFonts w:ascii="Aptos Display" w:hAnsi="Aptos Display"/>
-          <w:sz w:val="24"/>
-          <w:szCs w:val="24"/>
-        </w:rPr>
-        <w:t>tt adat, akkor egy hibaüzenetet fog kiírni</w:t>
-      </w:r>
-      <w:r>
-        <w:rPr>
-          <w:rFonts w:ascii="Aptos Display" w:hAnsi="Aptos Display"/>
-          <w:sz w:val="24"/>
-          <w:szCs w:val="24"/>
-        </w:rPr>
-        <w:t>.</w:t>
-      </w:r>
-    </w:p>
-    <w:p>
-      <w:pPr>
-        <w:rPr>
-          <w:rFonts w:ascii="Aptos" w:hAnsi="Aptos" w:cstheme="minorHAnsi"/>
+        <w:t>s regisztráció</w:t>
+      </w:r>
+    </w:p>
+    <w:p>
+      <w:pPr>
+        <w:rPr>
+          <w:rFonts w:ascii="Aptos Display" w:hAnsi="Aptos Display"/>
+          <w:sz w:val="24"/>
+          <w:szCs w:val="24"/>
+        </w:rPr>
+      </w:pPr>
+    </w:p>
+    <w:p>
+      <w:pPr>
+        <w:rPr>
+          <w:rFonts w:ascii="Aptos Display" w:hAnsi="Aptos Display"/>
           <w:sz w:val="24"/>
           <w:szCs w:val="24"/>
         </w:rPr>
@@ -421,22 +412,30 @@
         <w:rPr>
           <w:rFonts w:ascii="Aptos" w:hAnsi="Aptos" w:cstheme="minorHAnsi"/>
           <w:noProof/>
-          <w:sz w:val="24"/>
-          <w:szCs w:val="24"/>
+          <w:sz w:val="36"/>
+          <w:szCs w:val="36"/>
         </w:rPr>
         <w:drawing>
-          <wp:anchor distT="0" distB="0" distL="114300" distR="114300" simplePos="0" relativeHeight="251658240" behindDoc="1" locked="0" layoutInCell="1" allowOverlap="1" wp14:anchorId="4CF93D68" wp14:editId="0E5B87B7">
+          <wp:anchor distT="0" distB="0" distL="114300" distR="114300" simplePos="0" relativeHeight="251659264" behindDoc="1" locked="0" layoutInCell="1" allowOverlap="1" wp14:anchorId="19E63A83" wp14:editId="7FCB1F30">
             <wp:simplePos x="0" y="0"/>
-            <wp:positionH relativeFrom="page">
-              <wp:posOffset>333375</wp:posOffset>
+            <wp:positionH relativeFrom="column">
+              <wp:posOffset>2795905</wp:posOffset>
             </wp:positionH>
             <wp:positionV relativeFrom="paragraph">
-              <wp:posOffset>445135</wp:posOffset>
+              <wp:posOffset>306070</wp:posOffset>
             </wp:positionV>
-            <wp:extent cx="3962400" cy="2009140"/>
-            <wp:effectExtent l="0" t="0" r="0" b="0"/>
-            <wp:wrapNone/>
-            <wp:docPr id="878597316" name="Kép 1"/>
+            <wp:extent cx="3619500" cy="5156669"/>
+            <wp:effectExtent l="0" t="0" r="0" b="6350"/>
+            <wp:wrapTight wrapText="bothSides">
+              <wp:wrapPolygon edited="0">
+                <wp:start x="0" y="0"/>
+                <wp:lineTo x="0" y="21547"/>
+                <wp:lineTo x="21486" y="21547"/>
+                <wp:lineTo x="21486" y="0"/>
+                <wp:lineTo x="0" y="0"/>
+              </wp:wrapPolygon>
+            </wp:wrapTight>
+            <wp:docPr id="508220257" name="Kép 2"/>
             <wp:cNvGraphicFramePr>
               <a:graphicFrameLocks xmlns:a="http://schemas.openxmlformats.org/drawingml/2006/main" noChangeAspect="1"/>
             </wp:cNvGraphicFramePr>
@@ -444,13 +443,148 @@
               <a:graphicData uri="http://schemas.openxmlformats.org/drawingml/2006/picture">
                 <pic:pic xmlns:pic="http://schemas.openxmlformats.org/drawingml/2006/picture">
                   <pic:nvPicPr>
-                    <pic:cNvPr id="0" name="Picture 1"/>
+                    <pic:cNvPr id="0" name="Picture 2"/>
                     <pic:cNvPicPr>
                       <a:picLocks noChangeAspect="1" noChangeArrowheads="1"/>
                     </pic:cNvPicPr>
                   </pic:nvPicPr>
                   <pic:blipFill>
                     <a:blip r:embed="rId6">
+                      <a:extLst>
+                        <a:ext uri="{28A0092B-C50C-407E-A947-70E740481C1C}">
+                          <a14:useLocalDpi xmlns:a14="http://schemas.microsoft.com/office/drawing/2010/main" val="0"/>
+                        </a:ext>
+                      </a:extLst>
+                    </a:blip>
+                    <a:srcRect/>
+                    <a:stretch>
+                      <a:fillRect/>
+                    </a:stretch>
+                  </pic:blipFill>
+                  <pic:spPr bwMode="auto">
+                    <a:xfrm>
+                      <a:off x="0" y="0"/>
+                      <a:ext cx="3620905" cy="5158670"/>
+                    </a:xfrm>
+                    <a:prstGeom prst="rect">
+                      <a:avLst/>
+                    </a:prstGeom>
+                    <a:noFill/>
+                    <a:ln>
+                      <a:noFill/>
+                    </a:ln>
+                  </pic:spPr>
+                </pic:pic>
+              </a:graphicData>
+            </a:graphic>
+            <wp14:sizeRelH relativeFrom="margin">
+              <wp14:pctWidth>0</wp14:pctWidth>
+            </wp14:sizeRelH>
+            <wp14:sizeRelV relativeFrom="margin">
+              <wp14:pctHeight>0</wp14:pctHeight>
+            </wp14:sizeRelV>
+          </wp:anchor>
+        </w:drawing>
+      </w:r>
+      <w:r>
+        <w:rPr>
+          <w:rFonts w:ascii="Aptos Display" w:hAnsi="Aptos Display"/>
+          <w:sz w:val="24"/>
+          <w:szCs w:val="24"/>
+        </w:rPr>
+        <w:t>Mindkét esetben lelettek tesztelve a gombok, hogy működnek-e rendesen</w:t>
+      </w:r>
+      <w:r>
+        <w:rPr>
+          <w:rFonts w:ascii="Aptos Display" w:hAnsi="Aptos Display"/>
+          <w:sz w:val="24"/>
+          <w:szCs w:val="24"/>
+        </w:rPr>
+        <w:t>. H</w:t>
+      </w:r>
+      <w:r>
+        <w:rPr>
+          <w:rFonts w:ascii="Aptos Display" w:hAnsi="Aptos Display"/>
+          <w:sz w:val="24"/>
+          <w:szCs w:val="24"/>
+        </w:rPr>
+        <w:t>a valamelyik hibásan működik, vagy nem jó a</w:t>
+      </w:r>
+      <w:r>
+        <w:rPr>
+          <w:rFonts w:ascii="Aptos Display" w:hAnsi="Aptos Display"/>
+          <w:sz w:val="24"/>
+          <w:szCs w:val="24"/>
+        </w:rPr>
+        <w:t>z el</w:t>
+      </w:r>
+      <w:r>
+        <w:rPr>
+          <w:rFonts w:ascii="Aptos Display" w:hAnsi="Aptos Display"/>
+          <w:sz w:val="24"/>
+          <w:szCs w:val="24"/>
+        </w:rPr>
+        <w:t>küldött adat, akkor egy hibaüzenetet fog kiírni</w:t>
+      </w:r>
+      <w:r>
+        <w:rPr>
+          <w:rFonts w:ascii="Aptos Display" w:hAnsi="Aptos Display"/>
+          <w:sz w:val="24"/>
+          <w:szCs w:val="24"/>
+        </w:rPr>
+        <w:t>.</w:t>
+      </w:r>
+    </w:p>
+    <w:p>
+      <w:pPr>
+        <w:rPr>
+          <w:rFonts w:ascii="Aptos" w:hAnsi="Aptos" w:cstheme="minorHAnsi"/>
+          <w:sz w:val="24"/>
+          <w:szCs w:val="24"/>
+        </w:rPr>
+      </w:pPr>
+      <w:r>
+        <w:rPr>
+          <w:rFonts w:ascii="Aptos" w:hAnsi="Aptos" w:cstheme="minorHAnsi"/>
+          <w:noProof/>
+          <w:sz w:val="24"/>
+          <w:szCs w:val="24"/>
+        </w:rPr>
+        <w:drawing>
+          <wp:anchor distT="0" distB="0" distL="114300" distR="114300" simplePos="0" relativeHeight="251658240" behindDoc="1" locked="0" layoutInCell="1" allowOverlap="1" wp14:anchorId="0548CA11" wp14:editId="204F8062">
+            <wp:simplePos x="0" y="0"/>
+            <wp:positionH relativeFrom="margin">
+              <wp:posOffset>-314325</wp:posOffset>
+            </wp:positionH>
+            <wp:positionV relativeFrom="paragraph">
+              <wp:posOffset>318770</wp:posOffset>
+            </wp:positionV>
+            <wp:extent cx="3962400" cy="2009140"/>
+            <wp:effectExtent l="0" t="0" r="0" b="0"/>
+            <wp:wrapTight wrapText="bothSides">
+              <wp:wrapPolygon edited="0">
+                <wp:start x="0" y="0"/>
+                <wp:lineTo x="0" y="21300"/>
+                <wp:lineTo x="21496" y="21300"/>
+                <wp:lineTo x="21496" y="0"/>
+                <wp:lineTo x="0" y="0"/>
+              </wp:wrapPolygon>
+            </wp:wrapTight>
+            <wp:docPr id="878597316" name="Kép 1" descr="A képen szöveg, képernyőkép, Betűtípus látható&#10;&#10;Előfordulhat, hogy a mesterséges intelligencia által létrehozott tartalom helytelen."/>
+            <wp:cNvGraphicFramePr>
+              <a:graphicFrameLocks xmlns:a="http://schemas.openxmlformats.org/drawingml/2006/main" noChangeAspect="1"/>
+            </wp:cNvGraphicFramePr>
+            <a:graphic xmlns:a="http://schemas.openxmlformats.org/drawingml/2006/main">
+              <a:graphicData uri="http://schemas.openxmlformats.org/drawingml/2006/picture">
+                <pic:pic xmlns:pic="http://schemas.openxmlformats.org/drawingml/2006/picture">
+                  <pic:nvPicPr>
+                    <pic:cNvPr id="878597316" name="Kép 1" descr="A képen szöveg, képernyőkép, Betűtípus látható&#10;&#10;Előfordulhat, hogy a mesterséges intelligencia által létrehozott tartalom helytelen."/>
+                    <pic:cNvPicPr>
+                      <a:picLocks noChangeAspect="1" noChangeArrowheads="1"/>
+                    </pic:cNvPicPr>
+                  </pic:nvPicPr>
+                  <pic:blipFill>
+                    <a:blip r:embed="rId7">
                       <a:extLst>
                         <a:ext uri="{28A0092B-C50C-407E-A947-70E740481C1C}">
                           <a14:useLocalDpi xmlns:a14="http://schemas.microsoft.com/office/drawing/2010/main" val="0"/>
@@ -478,35 +612,149 @@
                 </pic:pic>
               </a:graphicData>
             </a:graphic>
-            <wp14:sizeRelH relativeFrom="margin">
-              <wp14:pctWidth>0</wp14:pctWidth>
-            </wp14:sizeRelH>
-            <wp14:sizeRelV relativeFrom="margin">
-              <wp14:pctHeight>0</wp14:pctHeight>
-            </wp14:sizeRelV>
           </wp:anchor>
         </w:drawing>
       </w:r>
-      <w:r>
-        <w:rPr>
-          <w:rFonts w:ascii="Aptos" w:hAnsi="Aptos" w:cstheme="minorHAnsi"/>
+    </w:p>
+    <w:p>
+      <w:pPr>
+        <w:pStyle w:val="Cmsor1"/>
+        <w:jc w:val="center"/>
+        <w:rPr>
+          <w:rFonts w:ascii="Aptos" w:hAnsi="Aptos" w:cstheme="minorHAnsi"/>
+          <w:color w:val="000000" w:themeColor="text1"/>
+        </w:rPr>
+      </w:pPr>
+    </w:p>
+    <w:p/>
+    <w:p/>
+    <w:p/>
+    <w:p/>
+    <w:p/>
+    <w:p>
+      <w:pPr>
+        <w:pStyle w:val="Cmsor2"/>
+        <w:rPr>
+          <w:rFonts w:ascii="Aptos Display" w:hAnsi="Aptos Display"/>
+          <w:color w:val="000000" w:themeColor="text1"/>
+          <w:sz w:val="32"/>
+          <w:szCs w:val="32"/>
+        </w:rPr>
+      </w:pPr>
+      <w:r>
+        <w:rPr>
+          <w:rFonts w:ascii="Aptos Display" w:hAnsi="Aptos Display"/>
+          <w:color w:val="000000" w:themeColor="text1"/>
+          <w:sz w:val="32"/>
+          <w:szCs w:val="32"/>
+        </w:rPr>
+        <w:lastRenderedPageBreak/>
+        <w:t>Tervező – alapvető funkcionalitás</w:t>
+      </w:r>
+      <w:r>
+        <w:rPr>
+          <w:rFonts w:ascii="Aptos Display" w:hAnsi="Aptos Display"/>
+          <w:color w:val="000000" w:themeColor="text1"/>
+          <w:sz w:val="32"/>
+          <w:szCs w:val="32"/>
+        </w:rPr>
+        <w:t xml:space="preserve"> </w:t>
+      </w:r>
+    </w:p>
+    <w:p/>
+    <w:p>
+      <w:pPr>
+        <w:rPr>
+          <w:rFonts w:ascii="Aptos Display" w:hAnsi="Aptos Display"/>
+          <w:sz w:val="24"/>
+          <w:szCs w:val="24"/>
+        </w:rPr>
+      </w:pPr>
+      <w:r>
+        <w:rPr>
+          <w:rFonts w:ascii="Aptos Display" w:hAnsi="Aptos Display"/>
+          <w:sz w:val="24"/>
+          <w:szCs w:val="24"/>
+        </w:rPr>
+        <w:t>A tervező terhelhetősége volt megfigyelve, betud-e töltődni összeomlás nélkül</w:t>
+      </w:r>
+      <w:r>
+        <w:rPr>
+          <w:rFonts w:ascii="Aptos Display" w:hAnsi="Aptos Display"/>
+          <w:sz w:val="24"/>
+          <w:szCs w:val="24"/>
+        </w:rPr>
+        <w:t xml:space="preserve"> látszódik-e a felület</w:t>
+      </w:r>
+      <w:r>
+        <w:rPr>
+          <w:rFonts w:ascii="Aptos Display" w:hAnsi="Aptos Display"/>
+          <w:sz w:val="24"/>
+          <w:szCs w:val="24"/>
+        </w:rPr>
+        <w:t>,</w:t>
+      </w:r>
+      <w:r>
+        <w:rPr>
+          <w:rFonts w:ascii="Aptos Display" w:hAnsi="Aptos Display"/>
+          <w:sz w:val="24"/>
+          <w:szCs w:val="24"/>
+        </w:rPr>
+        <w:t xml:space="preserve"> rendesen látszódnak a választható szobák, azon belül a különböző bútorfélék</w:t>
+      </w:r>
+      <w:r>
+        <w:rPr>
+          <w:rFonts w:ascii="Aptos Display" w:hAnsi="Aptos Display"/>
+          <w:sz w:val="24"/>
+          <w:szCs w:val="24"/>
+        </w:rPr>
+        <w:t>. A bútorfélék egy dropdown részben helyezkednek el, az rendesen betölt-e</w:t>
+      </w:r>
+      <w:r>
+        <w:rPr>
+          <w:rFonts w:ascii="Aptos Display" w:hAnsi="Aptos Display"/>
+          <w:sz w:val="24"/>
+          <w:szCs w:val="24"/>
+        </w:rPr>
+        <w:t xml:space="preserve"> tölteni. </w:t>
+      </w:r>
+      <w:r>
+        <w:rPr>
+          <w:rFonts w:ascii="Aptos Display" w:hAnsi="Aptos Display"/>
+          <w:sz w:val="24"/>
+          <w:szCs w:val="24"/>
+        </w:rPr>
+        <w:t>Miután egy tervet összeraktunk mentésre kerül-e rendesen és be is töltődik ha rámennek a gombra.</w:t>
+      </w:r>
+    </w:p>
+    <w:p>
+      <w:pPr>
+        <w:rPr>
+          <w:rFonts w:ascii="Aptos Display" w:hAnsi="Aptos Display"/>
+          <w:sz w:val="24"/>
+          <w:szCs w:val="24"/>
+        </w:rPr>
+      </w:pPr>
+      <w:r>
+        <w:rPr>
+          <w:rFonts w:ascii="Aptos Display" w:hAnsi="Aptos Display"/>
           <w:noProof/>
-          <w:sz w:val="36"/>
-          <w:szCs w:val="36"/>
+          <w:sz w:val="24"/>
+          <w:szCs w:val="24"/>
         </w:rPr>
         <w:drawing>
-          <wp:anchor distT="0" distB="0" distL="114300" distR="114300" simplePos="0" relativeHeight="251659264" behindDoc="0" locked="0" layoutInCell="1" allowOverlap="1" wp14:anchorId="19E63A83" wp14:editId="3BA927C2">
+          <wp:anchor distT="0" distB="0" distL="114300" distR="114300" simplePos="0" relativeHeight="251661312" behindDoc="1" locked="0" layoutInCell="1" allowOverlap="1" wp14:anchorId="34D39A17" wp14:editId="0DAEEBE3">
             <wp:simplePos x="0" y="0"/>
             <wp:positionH relativeFrom="column">
-              <wp:posOffset>2414905</wp:posOffset>
+              <wp:posOffset>5080</wp:posOffset>
             </wp:positionH>
             <wp:positionV relativeFrom="paragraph">
-              <wp:posOffset>102234</wp:posOffset>
+              <wp:posOffset>137795</wp:posOffset>
             </wp:positionV>
-            <wp:extent cx="3848927" cy="5483531"/>
-            <wp:effectExtent l="0" t="0" r="0" b="3175"/>
+            <wp:extent cx="3981450" cy="2438400"/>
+            <wp:effectExtent l="0" t="0" r="0" b="0"/>
             <wp:wrapNone/>
-            <wp:docPr id="508220257" name="Kép 2"/>
+            <wp:docPr id="1554759737" name="Kép 1"/>
             <wp:cNvGraphicFramePr>
               <a:graphicFrameLocks xmlns:a="http://schemas.openxmlformats.org/drawingml/2006/main" noChangeAspect="1"/>
             </wp:cNvGraphicFramePr>
@@ -514,13 +762,13 @@
               <a:graphicData uri="http://schemas.openxmlformats.org/drawingml/2006/picture">
                 <pic:pic xmlns:pic="http://schemas.openxmlformats.org/drawingml/2006/picture">
                   <pic:nvPicPr>
-                    <pic:cNvPr id="0" name="Picture 2"/>
+                    <pic:cNvPr id="0" name="Picture 1"/>
                     <pic:cNvPicPr>
                       <a:picLocks noChangeAspect="1" noChangeArrowheads="1"/>
                     </pic:cNvPicPr>
                   </pic:nvPicPr>
                   <pic:blipFill>
-                    <a:blip r:embed="rId7">
+                    <a:blip r:embed="rId8">
                       <a:extLst>
                         <a:ext uri="{28A0092B-C50C-407E-A947-70E740481C1C}">
                           <a14:useLocalDpi xmlns:a14="http://schemas.microsoft.com/office/drawing/2010/main" val="0"/>
@@ -535,7 +783,308 @@
                   <pic:spPr bwMode="auto">
                     <a:xfrm>
                       <a:off x="0" y="0"/>
-                      <a:ext cx="3850723" cy="5486089"/>
+                      <a:ext cx="3981450" cy="2438400"/>
+                    </a:xfrm>
+                    <a:prstGeom prst="rect">
+                      <a:avLst/>
+                    </a:prstGeom>
+                    <a:noFill/>
+                    <a:ln>
+                      <a:noFill/>
+                    </a:ln>
+                  </pic:spPr>
+                </pic:pic>
+              </a:graphicData>
+            </a:graphic>
+          </wp:anchor>
+        </w:drawing>
+      </w:r>
+    </w:p>
+    <w:p/>
+    <w:p>
+      <w:pPr>
+        <w:pStyle w:val="Cmsor1"/>
+        <w:jc w:val="center"/>
+        <w:rPr>
+          <w:rFonts w:ascii="Aptos" w:hAnsi="Aptos" w:cstheme="minorHAnsi"/>
+          <w:color w:val="000000" w:themeColor="text1"/>
+        </w:rPr>
+      </w:pPr>
+    </w:p>
+    <w:p>
+      <w:pPr>
+        <w:pStyle w:val="Cmsor1"/>
+        <w:jc w:val="center"/>
+        <w:rPr>
+          <w:rFonts w:ascii="Aptos" w:hAnsi="Aptos" w:cstheme="minorHAnsi"/>
+          <w:color w:val="000000" w:themeColor="text1"/>
+        </w:rPr>
+      </w:pPr>
+      <w:r>
+        <w:rPr>
+          <w:rFonts w:ascii="Aptos Display" w:hAnsi="Aptos Display"/>
+          <w:noProof/>
+          <w:sz w:val="24"/>
+          <w:szCs w:val="24"/>
+        </w:rPr>
+        <w:drawing>
+          <wp:anchor distT="0" distB="0" distL="114300" distR="114300" simplePos="0" relativeHeight="251660288" behindDoc="0" locked="0" layoutInCell="1" allowOverlap="1" wp14:anchorId="7708A4D3" wp14:editId="4EC11E72">
+            <wp:simplePos x="0" y="0"/>
+            <wp:positionH relativeFrom="column">
+              <wp:posOffset>3100705</wp:posOffset>
+            </wp:positionH>
+            <wp:positionV relativeFrom="paragraph">
+              <wp:posOffset>164465</wp:posOffset>
+            </wp:positionV>
+            <wp:extent cx="3306282" cy="3143250"/>
+            <wp:effectExtent l="0" t="0" r="8890" b="0"/>
+            <wp:wrapNone/>
+            <wp:docPr id="881334580" name="Kép 2"/>
+            <wp:cNvGraphicFramePr>
+              <a:graphicFrameLocks xmlns:a="http://schemas.openxmlformats.org/drawingml/2006/main" noChangeAspect="1"/>
+            </wp:cNvGraphicFramePr>
+            <a:graphic xmlns:a="http://schemas.openxmlformats.org/drawingml/2006/main">
+              <a:graphicData uri="http://schemas.openxmlformats.org/drawingml/2006/picture">
+                <pic:pic xmlns:pic="http://schemas.openxmlformats.org/drawingml/2006/picture">
+                  <pic:nvPicPr>
+                    <pic:cNvPr id="0" name="Picture 2"/>
+                    <pic:cNvPicPr>
+                      <a:picLocks noChangeAspect="1" noChangeArrowheads="1"/>
+                    </pic:cNvPicPr>
+                  </pic:nvPicPr>
+                  <pic:blipFill>
+                    <a:blip r:embed="rId9">
+                      <a:extLst>
+                        <a:ext uri="{28A0092B-C50C-407E-A947-70E740481C1C}">
+                          <a14:useLocalDpi xmlns:a14="http://schemas.microsoft.com/office/drawing/2010/main" val="0"/>
+                        </a:ext>
+                      </a:extLst>
+                    </a:blip>
+                    <a:srcRect/>
+                    <a:stretch>
+                      <a:fillRect/>
+                    </a:stretch>
+                  </pic:blipFill>
+                  <pic:spPr bwMode="auto">
+                    <a:xfrm>
+                      <a:off x="0" y="0"/>
+                      <a:ext cx="3306282" cy="3143250"/>
+                    </a:xfrm>
+                    <a:prstGeom prst="rect">
+                      <a:avLst/>
+                    </a:prstGeom>
+                    <a:noFill/>
+                    <a:ln>
+                      <a:noFill/>
+                    </a:ln>
+                  </pic:spPr>
+                </pic:pic>
+              </a:graphicData>
+            </a:graphic>
+          </wp:anchor>
+        </w:drawing>
+      </w:r>
+    </w:p>
+    <w:p>
+      <w:pPr>
+        <w:pStyle w:val="Cmsor1"/>
+        <w:jc w:val="center"/>
+        <w:rPr>
+          <w:rFonts w:ascii="Aptos" w:hAnsi="Aptos" w:cstheme="minorHAnsi"/>
+          <w:color w:val="000000" w:themeColor="text1"/>
+        </w:rPr>
+      </w:pPr>
+    </w:p>
+    <w:p>
+      <w:pPr>
+        <w:pStyle w:val="Cmsor1"/>
+        <w:jc w:val="center"/>
+        <w:rPr>
+          <w:rFonts w:ascii="Aptos" w:hAnsi="Aptos" w:cstheme="minorHAnsi"/>
+          <w:color w:val="000000" w:themeColor="text1"/>
+        </w:rPr>
+      </w:pPr>
+    </w:p>
+    <w:p>
+      <w:pPr>
+        <w:pStyle w:val="Cmsor1"/>
+        <w:jc w:val="center"/>
+        <w:rPr>
+          <w:rFonts w:ascii="Aptos" w:hAnsi="Aptos" w:cstheme="minorHAnsi"/>
+          <w:color w:val="000000" w:themeColor="text1"/>
+        </w:rPr>
+      </w:pPr>
+    </w:p>
+    <w:p>
+      <w:pPr>
+        <w:pStyle w:val="Cmsor1"/>
+        <w:jc w:val="center"/>
+        <w:rPr>
+          <w:rFonts w:ascii="Aptos" w:hAnsi="Aptos" w:cstheme="minorHAnsi"/>
+          <w:color w:val="000000" w:themeColor="text1"/>
+        </w:rPr>
+      </w:pPr>
+    </w:p>
+    <w:p>
+      <w:pPr>
+        <w:pStyle w:val="Cmsor1"/>
+        <w:jc w:val="center"/>
+        <w:rPr>
+          <w:rFonts w:ascii="Aptos" w:hAnsi="Aptos" w:cstheme="minorHAnsi"/>
+          <w:color w:val="000000" w:themeColor="text1"/>
+        </w:rPr>
+      </w:pPr>
+    </w:p>
+    <w:p>
+      <w:pPr>
+        <w:pStyle w:val="Cmsor1"/>
+        <w:jc w:val="center"/>
+        <w:rPr>
+          <w:rFonts w:ascii="Aptos" w:hAnsi="Aptos" w:cstheme="minorHAnsi"/>
+          <w:color w:val="000000" w:themeColor="text1"/>
+        </w:rPr>
+      </w:pPr>
+    </w:p>
+    <w:p>
+      <w:pPr>
+        <w:pStyle w:val="Cmsor2"/>
+        <w:rPr>
+          <w:rFonts w:ascii="Aptos Display" w:hAnsi="Aptos Display"/>
+          <w:color w:val="000000" w:themeColor="text1"/>
+          <w:sz w:val="32"/>
+          <w:szCs w:val="32"/>
+        </w:rPr>
+      </w:pPr>
+      <w:r>
+        <w:rPr>
+          <w:rFonts w:ascii="Aptos Display" w:hAnsi="Aptos Display"/>
+          <w:color w:val="000000" w:themeColor="text1"/>
+          <w:sz w:val="32"/>
+          <w:szCs w:val="32"/>
+        </w:rPr>
+        <w:t xml:space="preserve">Regisztráció </w:t>
+      </w:r>
+    </w:p>
+    <w:p/>
+    <w:p>
+      <w:pPr>
+        <w:rPr>
+          <w:rFonts w:ascii="Aptos Display" w:hAnsi="Aptos Display"/>
+          <w:noProof/>
+          <w:sz w:val="24"/>
+          <w:szCs w:val="24"/>
+        </w:rPr>
+      </w:pPr>
+      <w:r>
+        <w:rPr>
+          <w:rFonts w:ascii="Aptos Display" w:hAnsi="Aptos Display"/>
+          <w:sz w:val="24"/>
+          <w:szCs w:val="24"/>
+        </w:rPr>
+        <w:t>A regisztráció részletes</w:t>
+      </w:r>
+      <w:r>
+        <w:rPr>
+          <w:rFonts w:ascii="Aptos Display" w:hAnsi="Aptos Display"/>
+          <w:sz w:val="24"/>
+          <w:szCs w:val="24"/>
+        </w:rPr>
+        <w:t>ebb</w:t>
+      </w:r>
+      <w:r>
+        <w:rPr>
+          <w:rFonts w:ascii="Aptos Display" w:hAnsi="Aptos Display"/>
+          <w:sz w:val="24"/>
+          <w:szCs w:val="24"/>
+        </w:rPr>
+        <w:t xml:space="preserve"> tesztelése, minden mező külön reagál-e a megkapott adatokra, letudja őket kezelni. Ha valamit nem töltenénk ki rendesen, felhívja rá a figyelmünket.</w:t>
+      </w:r>
+      <w:r>
+        <w:rPr>
+          <w:rFonts w:ascii="Aptos Display" w:hAnsi="Aptos Display"/>
+          <w:noProof/>
+          <w:sz w:val="24"/>
+          <w:szCs w:val="24"/>
+        </w:rPr>
+        <w:t xml:space="preserve"> </w:t>
+      </w:r>
+    </w:p>
+    <w:p>
+      <w:pPr>
+        <w:rPr>
+          <w:rFonts w:ascii="Aptos Display" w:hAnsi="Aptos Display"/>
+          <w:noProof/>
+          <w:sz w:val="24"/>
+          <w:szCs w:val="24"/>
+        </w:rPr>
+      </w:pPr>
+    </w:p>
+    <w:p>
+      <w:pPr>
+        <w:rPr>
+          <w:rFonts w:ascii="Aptos Display" w:hAnsi="Aptos Display"/>
+          <w:noProof/>
+          <w:sz w:val="24"/>
+          <w:szCs w:val="24"/>
+        </w:rPr>
+      </w:pPr>
+      <w:r>
+        <w:rPr>
+          <w:rFonts w:ascii="Aptos Display" w:hAnsi="Aptos Display"/>
+          <w:noProof/>
+          <w:sz w:val="24"/>
+          <w:szCs w:val="24"/>
+        </w:rPr>
+        <w:drawing>
+          <wp:anchor distT="0" distB="0" distL="114300" distR="114300" simplePos="0" relativeHeight="251662336" behindDoc="1" locked="0" layoutInCell="1" allowOverlap="1" wp14:anchorId="5BFF0582" wp14:editId="3E8677C2">
+            <wp:simplePos x="0" y="0"/>
+            <wp:positionH relativeFrom="margin">
+              <wp:posOffset>-13970</wp:posOffset>
+            </wp:positionH>
+            <wp:positionV relativeFrom="paragraph">
+              <wp:posOffset>-390525</wp:posOffset>
+            </wp:positionV>
+            <wp:extent cx="5324475" cy="2582545"/>
+            <wp:effectExtent l="0" t="0" r="9525" b="8255"/>
+            <wp:wrapTight wrapText="bothSides">
+              <wp:wrapPolygon edited="0">
+                <wp:start x="0" y="0"/>
+                <wp:lineTo x="0" y="21510"/>
+                <wp:lineTo x="21561" y="21510"/>
+                <wp:lineTo x="21561" y="0"/>
+                <wp:lineTo x="0" y="0"/>
+              </wp:wrapPolygon>
+            </wp:wrapTight>
+            <wp:docPr id="59458643" name="Kép 3" descr="A képen szöveg, képernyőkép, Betűtípus látható&#10;&#10;Előfordulhat, hogy a mesterséges intelligencia által létrehozott tartalom helytelen."/>
+            <wp:cNvGraphicFramePr>
+              <a:graphicFrameLocks xmlns:a="http://schemas.openxmlformats.org/drawingml/2006/main" noChangeAspect="1"/>
+            </wp:cNvGraphicFramePr>
+            <a:graphic xmlns:a="http://schemas.openxmlformats.org/drawingml/2006/main">
+              <a:graphicData uri="http://schemas.openxmlformats.org/drawingml/2006/picture">
+                <pic:pic xmlns:pic="http://schemas.openxmlformats.org/drawingml/2006/picture">
+                  <pic:nvPicPr>
+                    <pic:cNvPr id="59458643" name="Kép 3" descr="A képen szöveg, képernyőkép, Betűtípus látható&#10;&#10;Előfordulhat, hogy a mesterséges intelligencia által létrehozott tartalom helytelen."/>
+                    <pic:cNvPicPr>
+                      <a:picLocks noChangeAspect="1" noChangeArrowheads="1"/>
+                    </pic:cNvPicPr>
+                  </pic:nvPicPr>
+                  <pic:blipFill>
+                    <a:blip r:embed="rId10">
+                      <a:extLst>
+                        <a:ext uri="{28A0092B-C50C-407E-A947-70E740481C1C}">
+                          <a14:useLocalDpi xmlns:a14="http://schemas.microsoft.com/office/drawing/2010/main" val="0"/>
+                        </a:ext>
+                      </a:extLst>
+                    </a:blip>
+                    <a:srcRect/>
+                    <a:stretch>
+                      <a:fillRect/>
+                    </a:stretch>
+                  </pic:blipFill>
+                  <pic:spPr bwMode="auto">
+                    <a:xfrm>
+                      <a:off x="0" y="0"/>
+                      <a:ext cx="5324475" cy="2582545"/>
                     </a:xfrm>
                     <a:prstGeom prst="rect">
                       <a:avLst/>
@@ -560,121 +1109,144 @@
     </w:p>
     <w:p>
       <w:pPr>
-        <w:pStyle w:val="Cmsor1"/>
-        <w:jc w:val="center"/>
-        <w:rPr>
-          <w:rFonts w:ascii="Aptos" w:hAnsi="Aptos" w:cstheme="minorHAnsi"/>
-          <w:color w:val="000000" w:themeColor="text1"/>
-        </w:rPr>
-      </w:pPr>
-    </w:p>
-    <w:p>
-      <w:pPr>
-        <w:pStyle w:val="Cmsor1"/>
-        <w:jc w:val="center"/>
-        <w:rPr>
-          <w:rFonts w:ascii="Aptos" w:hAnsi="Aptos" w:cstheme="minorHAnsi"/>
-          <w:color w:val="000000" w:themeColor="text1"/>
-        </w:rPr>
-      </w:pPr>
-    </w:p>
-    <w:p>
-      <w:pPr>
-        <w:pStyle w:val="Cmsor1"/>
-        <w:jc w:val="center"/>
-        <w:rPr>
-          <w:rFonts w:ascii="Aptos" w:hAnsi="Aptos" w:cstheme="minorHAnsi"/>
-          <w:color w:val="000000" w:themeColor="text1"/>
-        </w:rPr>
-      </w:pPr>
-    </w:p>
-    <w:p>
-      <w:pPr>
-        <w:pStyle w:val="Cmsor1"/>
-        <w:jc w:val="center"/>
-        <w:rPr>
-          <w:rFonts w:ascii="Aptos" w:hAnsi="Aptos" w:cstheme="minorHAnsi"/>
-          <w:color w:val="000000" w:themeColor="text1"/>
-        </w:rPr>
-      </w:pPr>
-    </w:p>
-    <w:p>
-      <w:pPr>
-        <w:pStyle w:val="Cmsor1"/>
-        <w:jc w:val="center"/>
-        <w:rPr>
-          <w:rFonts w:ascii="Aptos" w:hAnsi="Aptos" w:cstheme="minorHAnsi"/>
-          <w:color w:val="000000" w:themeColor="text1"/>
-        </w:rPr>
-      </w:pPr>
-    </w:p>
-    <w:p>
-      <w:pPr>
-        <w:pStyle w:val="Cmsor1"/>
-        <w:jc w:val="center"/>
-        <w:rPr>
-          <w:rFonts w:ascii="Aptos" w:hAnsi="Aptos" w:cstheme="minorHAnsi"/>
-          <w:color w:val="000000" w:themeColor="text1"/>
-        </w:rPr>
-      </w:pPr>
-    </w:p>
-    <w:p>
-      <w:pPr>
-        <w:pStyle w:val="Cmsor1"/>
-        <w:jc w:val="center"/>
-        <w:rPr>
-          <w:rFonts w:ascii="Aptos" w:hAnsi="Aptos" w:cstheme="minorHAnsi"/>
-          <w:color w:val="000000" w:themeColor="text1"/>
-        </w:rPr>
-      </w:pPr>
-    </w:p>
-    <w:p>
-      <w:pPr>
-        <w:pStyle w:val="Cmsor1"/>
-        <w:jc w:val="center"/>
-        <w:rPr>
-          <w:rFonts w:ascii="Aptos" w:hAnsi="Aptos" w:cstheme="minorHAnsi"/>
-          <w:color w:val="000000" w:themeColor="text1"/>
-        </w:rPr>
-      </w:pPr>
-    </w:p>
-    <w:p>
-      <w:pPr>
-        <w:pStyle w:val="Cmsor1"/>
-        <w:jc w:val="center"/>
-        <w:rPr>
-          <w:rFonts w:ascii="Aptos" w:hAnsi="Aptos" w:cstheme="minorHAnsi"/>
-          <w:color w:val="000000" w:themeColor="text1"/>
-        </w:rPr>
-      </w:pPr>
-    </w:p>
-    <w:p>
-      <w:pPr>
-        <w:pStyle w:val="Cmsor1"/>
-        <w:jc w:val="center"/>
-        <w:rPr>
-          <w:rFonts w:ascii="Aptos" w:hAnsi="Aptos" w:cstheme="minorHAnsi"/>
-          <w:color w:val="000000" w:themeColor="text1"/>
-        </w:rPr>
-      </w:pPr>
-    </w:p>
-    <w:p>
-      <w:pPr>
-        <w:pStyle w:val="Cmsor1"/>
-        <w:jc w:val="center"/>
-        <w:rPr>
-          <w:rFonts w:ascii="Aptos" w:hAnsi="Aptos" w:cstheme="minorHAnsi"/>
-          <w:color w:val="000000" w:themeColor="text1"/>
-        </w:rPr>
-      </w:pPr>
-    </w:p>
-    <w:p>
-      <w:pPr>
-        <w:pStyle w:val="Cmsor1"/>
-        <w:jc w:val="center"/>
-        <w:rPr>
-          <w:rFonts w:ascii="Aptos" w:hAnsi="Aptos" w:cstheme="minorHAnsi"/>
-          <w:color w:val="000000" w:themeColor="text1"/>
+        <w:pStyle w:val="Cmsor2"/>
+        <w:rPr>
+          <w:rFonts w:ascii="Aptos Display" w:hAnsi="Aptos Display"/>
+          <w:color w:val="000000" w:themeColor="text1"/>
+          <w:sz w:val="32"/>
+          <w:szCs w:val="32"/>
+        </w:rPr>
+      </w:pPr>
+      <w:r>
+        <w:rPr>
+          <w:rFonts w:ascii="Aptos Display" w:hAnsi="Aptos Display"/>
+          <w:color w:val="000000" w:themeColor="text1"/>
+          <w:sz w:val="32"/>
+          <w:szCs w:val="32"/>
+        </w:rPr>
+        <w:lastRenderedPageBreak/>
+        <w:t>Selenium teszt</w:t>
+      </w:r>
+    </w:p>
+    <w:p/>
+    <w:p>
+      <w:pPr>
+        <w:rPr>
+          <w:rFonts w:ascii="Aptos Display" w:hAnsi="Aptos Display"/>
+          <w:color w:val="000000" w:themeColor="text1"/>
+          <w:sz w:val="24"/>
+          <w:szCs w:val="24"/>
+        </w:rPr>
+      </w:pPr>
+      <w:r>
+        <w:rPr>
+          <w:rFonts w:ascii="Aptos Display" w:hAnsi="Aptos Display"/>
+          <w:noProof/>
+          <w:color w:val="000000" w:themeColor="text1"/>
+          <w:sz w:val="24"/>
+          <w:szCs w:val="24"/>
+        </w:rPr>
+        <w:drawing>
+          <wp:anchor distT="0" distB="0" distL="114300" distR="114300" simplePos="0" relativeHeight="251663360" behindDoc="0" locked="0" layoutInCell="1" allowOverlap="1" wp14:anchorId="2BAE61F2" wp14:editId="05B120AD">
+            <wp:simplePos x="0" y="0"/>
+            <wp:positionH relativeFrom="margin">
+              <wp:align>center</wp:align>
+            </wp:positionH>
+            <wp:positionV relativeFrom="paragraph">
+              <wp:posOffset>737870</wp:posOffset>
+            </wp:positionV>
+            <wp:extent cx="6424597" cy="3371850"/>
+            <wp:effectExtent l="0" t="0" r="0" b="0"/>
+            <wp:wrapSquare wrapText="bothSides"/>
+            <wp:docPr id="1459509368" name="Kép 4"/>
+            <wp:cNvGraphicFramePr>
+              <a:graphicFrameLocks xmlns:a="http://schemas.openxmlformats.org/drawingml/2006/main" noChangeAspect="1"/>
+            </wp:cNvGraphicFramePr>
+            <a:graphic xmlns:a="http://schemas.openxmlformats.org/drawingml/2006/main">
+              <a:graphicData uri="http://schemas.openxmlformats.org/drawingml/2006/picture">
+                <pic:pic xmlns:pic="http://schemas.openxmlformats.org/drawingml/2006/picture">
+                  <pic:nvPicPr>
+                    <pic:cNvPr id="0" name="Picture 4"/>
+                    <pic:cNvPicPr>
+                      <a:picLocks noChangeAspect="1" noChangeArrowheads="1"/>
+                    </pic:cNvPicPr>
+                  </pic:nvPicPr>
+                  <pic:blipFill>
+                    <a:blip r:embed="rId11">
+                      <a:extLst>
+                        <a:ext uri="{28A0092B-C50C-407E-A947-70E740481C1C}">
+                          <a14:useLocalDpi xmlns:a14="http://schemas.microsoft.com/office/drawing/2010/main" val="0"/>
+                        </a:ext>
+                      </a:extLst>
+                    </a:blip>
+                    <a:srcRect/>
+                    <a:stretch>
+                      <a:fillRect/>
+                    </a:stretch>
+                  </pic:blipFill>
+                  <pic:spPr bwMode="auto">
+                    <a:xfrm>
+                      <a:off x="0" y="0"/>
+                      <a:ext cx="6424597" cy="3371850"/>
+                    </a:xfrm>
+                    <a:prstGeom prst="rect">
+                      <a:avLst/>
+                    </a:prstGeom>
+                    <a:noFill/>
+                    <a:ln>
+                      <a:noFill/>
+                    </a:ln>
+                  </pic:spPr>
+                </pic:pic>
+              </a:graphicData>
+            </a:graphic>
+          </wp:anchor>
+        </w:drawing>
+      </w:r>
+      <w:r>
+        <w:rPr>
+          <w:rFonts w:ascii="Aptos Display" w:hAnsi="Aptos Display"/>
+          <w:color w:val="000000" w:themeColor="text1"/>
+          <w:sz w:val="24"/>
+          <w:szCs w:val="24"/>
+        </w:rPr>
+        <w:t>A Selenium egy nyílt forráskódú webböngésző</w:t>
+      </w:r>
+      <w:r>
+        <w:rPr>
+          <w:rFonts w:ascii="Aptos Display" w:hAnsi="Aptos Display"/>
+          <w:color w:val="000000" w:themeColor="text1"/>
+          <w:sz w:val="24"/>
+          <w:szCs w:val="24"/>
+        </w:rPr>
+        <w:t xml:space="preserve"> </w:t>
+      </w:r>
+      <w:r>
+        <w:rPr>
+          <w:rFonts w:ascii="Aptos Display" w:hAnsi="Aptos Display"/>
+          <w:color w:val="000000" w:themeColor="text1"/>
+          <w:sz w:val="24"/>
+          <w:szCs w:val="24"/>
+        </w:rPr>
+        <w:t>tesztelő, amivel egy felhasználót lehet szimulálni, hogy tesztelni lehessen vele a felhasználói élményt, minden helyesen működik, reagál az adott dolgokra. Kifejezetten a UI (User interface) tesztelésére alkalmas</w:t>
+      </w:r>
+      <w:r>
+        <w:rPr>
+          <w:rFonts w:ascii="Aptos Display" w:hAnsi="Aptos Display"/>
+          <w:color w:val="000000" w:themeColor="text1"/>
+          <w:sz w:val="24"/>
+          <w:szCs w:val="24"/>
+        </w:rPr>
+        <w:t>.</w:t>
+      </w:r>
+    </w:p>
+    <w:p>
+      <w:pPr>
+        <w:rPr>
+          <w:rFonts w:ascii="Aptos Display" w:hAnsi="Aptos Display"/>
+          <w:color w:val="000000" w:themeColor="text1"/>
+          <w:sz w:val="24"/>
+          <w:szCs w:val="24"/>
         </w:rPr>
       </w:pPr>
     </w:p>
@@ -2202,16 +2774,6 @@
     </w:p>
     <w:p>
       <w:pPr>
-        <w:rPr>
-          <w:rFonts w:ascii="Aptos" w:hAnsi="Aptos" w:cstheme="minorHAnsi"/>
-          <w:color w:val="000000" w:themeColor="text1"/>
-          <w:sz w:val="28"/>
-          <w:szCs w:val="28"/>
-        </w:rPr>
-      </w:pPr>
-    </w:p>
-    <w:p>
-      <w:pPr>
         <w:pStyle w:val="Cmsor2"/>
         <w:rPr>
           <w:rFonts w:ascii="Aptos Display" w:hAnsi="Aptos Display"/>
@@ -2402,13 +2964,13 @@
                           <pic:cNvPicPr/>
                         </pic:nvPicPr>
                         <pic:blipFill>
-                          <a:blip r:embed="rId8" cstate="print">
+                          <a:blip r:embed="rId12" cstate="print">
                             <a:extLst>
                               <a:ext uri="{28A0092B-C50C-407E-A947-70E740481C1C}">
                                 <a14:useLocalDpi xmlns:a14="http://schemas.microsoft.com/office/drawing/2010/main" val="0"/>
                               </a:ext>
                               <a:ext uri="{96DAC541-7B7A-43D3-8B79-37D633B846F1}">
-                                <asvg:svgBlip xmlns:asvg="http://schemas.microsoft.com/office/drawing/2016/SVG/main" r:embed="rId9"/>
+                                <asvg:svgBlip xmlns:asvg="http://schemas.microsoft.com/office/drawing/2016/SVG/main" r:embed="rId13"/>
                               </a:ext>
                             </a:extLst>
                           </a:blip>
@@ -2624,13 +3186,13 @@
                           <pic:cNvPicPr/>
                         </pic:nvPicPr>
                         <pic:blipFill>
-                          <a:blip r:embed="rId8" cstate="print">
+                          <a:blip r:embed="rId12" cstate="print">
                             <a:extLst>
                               <a:ext uri="{28A0092B-C50C-407E-A947-70E740481C1C}">
                                 <a14:useLocalDpi xmlns:a14="http://schemas.microsoft.com/office/drawing/2010/main" val="0"/>
                               </a:ext>
                               <a:ext uri="{96DAC541-7B7A-43D3-8B79-37D633B846F1}">
-                                <asvg:svgBlip xmlns:asvg="http://schemas.microsoft.com/office/drawing/2016/SVG/main" r:embed="rId9"/>
+                                <asvg:svgBlip xmlns:asvg="http://schemas.microsoft.com/office/drawing/2016/SVG/main" r:embed="rId13"/>
                               </a:ext>
                             </a:extLst>
                           </a:blip>
@@ -2817,13 +3379,13 @@
                           <pic:cNvPicPr/>
                         </pic:nvPicPr>
                         <pic:blipFill>
-                          <a:blip r:embed="rId10" cstate="print">
+                          <a:blip r:embed="rId14" cstate="print">
                             <a:extLst>
                               <a:ext uri="{28A0092B-C50C-407E-A947-70E740481C1C}">
                                 <a14:useLocalDpi xmlns:a14="http://schemas.microsoft.com/office/drawing/2010/main" val="0"/>
                               </a:ext>
                               <a:ext uri="{96DAC541-7B7A-43D3-8B79-37D633B846F1}">
-                                <asvg:svgBlip xmlns:asvg="http://schemas.microsoft.com/office/drawing/2016/SVG/main" r:embed="rId11"/>
+                                <asvg:svgBlip xmlns:asvg="http://schemas.microsoft.com/office/drawing/2016/SVG/main" r:embed="rId15"/>
                               </a:ext>
                             </a:extLst>
                           </a:blip>
@@ -2959,27 +3521,7 @@
                 <w:sz w:val="24"/>
                 <w:szCs w:val="24"/>
               </w:rPr>
-              <w:t>Külső oldalról nem elérhetőek a funkciók (</w:t>
-            </w:r>
-            <w:proofErr w:type="spellStart"/>
-            <w:r>
-              <w:rPr>
-                <w:rFonts w:ascii="Aptos" w:hAnsi="Aptos" w:cstheme="minorHAnsi"/>
-                <w:color w:val="000000" w:themeColor="text1"/>
-                <w:sz w:val="24"/>
-                <w:szCs w:val="24"/>
-              </w:rPr>
-              <w:t>pl</w:t>
-            </w:r>
-            <w:proofErr w:type="spellEnd"/>
-            <w:r>
-              <w:rPr>
-                <w:rFonts w:ascii="Aptos" w:hAnsi="Aptos" w:cstheme="minorHAnsi"/>
-                <w:color w:val="000000" w:themeColor="text1"/>
-                <w:sz w:val="24"/>
-                <w:szCs w:val="24"/>
-              </w:rPr>
-              <w:t xml:space="preserve">:. </w:t>
+              <w:t xml:space="preserve">Külső oldalról nem elérhetőek a funkciók (pl:. </w:t>
             </w:r>
             <w:r>
               <w:rPr>
@@ -3039,13 +3581,13 @@
                           <pic:cNvPicPr/>
                         </pic:nvPicPr>
                         <pic:blipFill>
-                          <a:blip r:embed="rId12" cstate="print">
+                          <a:blip r:embed="rId16" cstate="print">
                             <a:extLst>
                               <a:ext uri="{28A0092B-C50C-407E-A947-70E740481C1C}">
                                 <a14:useLocalDpi xmlns:a14="http://schemas.microsoft.com/office/drawing/2010/main" val="0"/>
                               </a:ext>
                               <a:ext uri="{96DAC541-7B7A-43D3-8B79-37D633B846F1}">
-                                <asvg:svgBlip xmlns:asvg="http://schemas.microsoft.com/office/drawing/2016/SVG/main" r:embed="rId13"/>
+                                <asvg:svgBlip xmlns:asvg="http://schemas.microsoft.com/office/drawing/2016/SVG/main" r:embed="rId17"/>
                               </a:ext>
                             </a:extLst>
                           </a:blip>
@@ -3198,13 +3740,13 @@
                           <pic:cNvPicPr/>
                         </pic:nvPicPr>
                         <pic:blipFill>
-                          <a:blip r:embed="rId14" cstate="print">
+                          <a:blip r:embed="rId18" cstate="print">
                             <a:extLst>
                               <a:ext uri="{28A0092B-C50C-407E-A947-70E740481C1C}">
                                 <a14:useLocalDpi xmlns:a14="http://schemas.microsoft.com/office/drawing/2010/main" val="0"/>
                               </a:ext>
                               <a:ext uri="{96DAC541-7B7A-43D3-8B79-37D633B846F1}">
-                                <asvg:svgBlip xmlns:asvg="http://schemas.microsoft.com/office/drawing/2016/SVG/main" r:embed="rId15"/>
+                                <asvg:svgBlip xmlns:asvg="http://schemas.microsoft.com/office/drawing/2016/SVG/main" r:embed="rId19"/>
                               </a:ext>
                             </a:extLst>
                           </a:blip>
@@ -3337,6 +3879,18 @@
         </w:tc>
       </w:tr>
     </w:tbl>
+    <w:p>
+      <w:pPr>
+        <w:pStyle w:val="Cmsor2"/>
+        <w:spacing w:before="120" w:after="120"/>
+        <w:rPr>
+          <w:rFonts w:ascii="Aptos Display" w:hAnsi="Aptos Display"/>
+          <w:color w:val="000000" w:themeColor="text1"/>
+          <w:sz w:val="32"/>
+          <w:szCs w:val="32"/>
+        </w:rPr>
+      </w:pPr>
+    </w:p>
     <w:p>
       <w:pPr>
         <w:pStyle w:val="Cmsor2"/>

--- a/RoomLab_Tesztdokumentáció.docx
+++ b/RoomLab_Tesztdokumentáció.docx
@@ -241,16 +241,7 @@
           <w:sz w:val="24"/>
           <w:szCs w:val="24"/>
         </w:rPr>
-        <w:t xml:space="preserve"> </w:t>
-      </w:r>
-      <w:proofErr w:type="gramStart"/>
-      <w:r>
-        <w:rPr>
-          <w:rFonts w:ascii="Aptos" w:hAnsi="Aptos" w:cstheme="minorHAnsi"/>
-          <w:sz w:val="24"/>
-          <w:szCs w:val="24"/>
-        </w:rPr>
-        <w:t>teszt</w:t>
+        <w:t xml:space="preserve"> teszt</w:t>
       </w:r>
       <w:r>
         <w:rPr>
@@ -266,16 +257,7 @@
           <w:sz w:val="24"/>
           <w:szCs w:val="24"/>
         </w:rPr>
-        <w:t xml:space="preserve"> jest</w:t>
-      </w:r>
-      <w:proofErr w:type="gramEnd"/>
-      <w:r>
-        <w:rPr>
-          <w:rFonts w:ascii="Aptos" w:hAnsi="Aptos" w:cstheme="minorHAnsi"/>
-          <w:sz w:val="24"/>
-          <w:szCs w:val="24"/>
-        </w:rPr>
-        <w:t>-</w:t>
+        <w:t>jest-</w:t>
       </w:r>
       <w:r>
         <w:rPr>
@@ -1545,7 +1527,25 @@
           <w:sz w:val="24"/>
           <w:szCs w:val="24"/>
         </w:rPr>
-        <w:t xml:space="preserve"> verbálisan (szobán) vagy egyéb média platformokon kerültek lejegyzésre </w:t>
+        <w:t xml:space="preserve"> verbálisan (sz</w:t>
+      </w:r>
+      <w:r>
+        <w:rPr>
+          <w:rFonts w:ascii="Aptos" w:hAnsi="Aptos" w:cstheme="minorHAnsi"/>
+          <w:color w:val="000000" w:themeColor="text1"/>
+          <w:sz w:val="24"/>
+          <w:szCs w:val="24"/>
+        </w:rPr>
+        <w:t>óban</w:t>
+      </w:r>
+      <w:r>
+        <w:rPr>
+          <w:rFonts w:ascii="Aptos" w:hAnsi="Aptos" w:cstheme="minorHAnsi"/>
+          <w:color w:val="000000" w:themeColor="text1"/>
+          <w:sz w:val="24"/>
+          <w:szCs w:val="24"/>
+        </w:rPr>
+        <w:t xml:space="preserve">) vagy egyéb média platformokon kerültek lejegyzésre </w:t>
       </w:r>
     </w:p>
     <w:p>
